--- a/TranscriptAnalysis/results_youtube/correlation_conventional/L0QraSYq8tw/L0QraSYq8tw_correlation_topics_n0_p15_m6.docx
+++ b/TranscriptAnalysis/results_youtube/correlation_conventional/L0QraSYq8tw/L0QraSYq8tw_correlation_topics_n0_p15_m6.docx
@@ -207,6 +207,23 @@
       </w:r>
     </w:p>
     <w:p>
+      <w:r>
+        <w:rPr>
+          <w:b/>
+        </w:rPr>
+        <w:t>Correlated (true): 29 (20.1%)</w:t>
+      </w:r>
+      <w:r>
+        <w:br/>
+      </w:r>
+      <w:r>
+        <w:rPr>
+          <w:b/>
+        </w:rPr>
+        <w:t>Score &gt;= 60: 29 (20.1%)</w:t>
+      </w:r>
+    </w:p>
+    <w:p>
       <w:pPr>
         <w:pStyle w:val="Heading3"/>
       </w:pPr>
@@ -214,241 +231,245 @@
         <w:t>Top 5 Correlated Comments:</w:t>
       </w:r>
     </w:p>
-    <w:tbl>
-      <w:tblPr>
-        <w:tblStyle w:val="TableGrid"/>
-        <w:tblW w:type="auto" w:w="0"/>
-        <w:tblLayout w:type="autofit"/>
-        <w:tblLook w:firstColumn="1" w:firstRow="1" w:lastColumn="0" w:lastRow="0" w:noHBand="0" w:noVBand="1" w:val="04A0"/>
-      </w:tblPr>
-      <w:tblGrid>
-        <w:gridCol w:w="2880"/>
-        <w:gridCol w:w="2880"/>
-        <w:gridCol w:w="2880"/>
-      </w:tblGrid>
-      <w:tr>
-        <w:tc>
-          <w:tcPr>
-            <w:tcW w:type="dxa" w:w="2880"/>
-          </w:tcPr>
-          <w:p>
-            <w:r>
-              <w:t>Score</w:t>
-            </w:r>
-          </w:p>
-        </w:tc>
-        <w:tc>
-          <w:tcPr>
-            <w:tcW w:type="dxa" w:w="2880"/>
-          </w:tcPr>
-          <w:p>
-            <w:r>
-              <w:t>Comment</w:t>
-            </w:r>
-          </w:p>
-        </w:tc>
-        <w:tc>
-          <w:tcPr>
-            <w:tcW w:type="dxa" w:w="2880"/>
-          </w:tcPr>
-          <w:p>
-            <w:r>
-              <w:t>Reason</w:t>
-            </w:r>
-          </w:p>
-        </w:tc>
-      </w:tr>
-      <w:tr>
-        <w:tc>
-          <w:tcPr>
-            <w:tcW w:type="dxa" w:w="2880"/>
-          </w:tcPr>
-          <w:p>
-            <w:r>
-              <w:t>90</w:t>
-            </w:r>
-          </w:p>
-        </w:tc>
-        <w:tc>
-          <w:tcPr>
-            <w:tcW w:type="dxa" w:w="2880"/>
-          </w:tcPr>
-          <w:p>
-            <w:r>
-              <w:t xml:space="preserve">For various technical reasons, it's easier to make an NPN transistor switch faster and consume less power. The underlying reason is that the charge carriers in NPN devices are electrons, while  in PNP devices they're holes.  Electrons have a higher mobility than holes. </w:t>
-              <w:br/>
-              <w:br/>
-              <w:t>Because it's harder to get the same performance in a PNP as in an NPN, PNP transistors are used mostly in class B amplifiers, in H bridges, and in sensing circuits for which a short to ground must be detected as a fault. Even in these applications, a Sziklai pair is often preferred, with the high power being switched by an NPN transistor with a PNP controlling its base.</w:t>
-              <w:br/>
-              <w:br/>
-              <w:t xml:space="preserve">Back in the day, PNP's were commoner, because that's what could be made in germanium point-contact transistors. But ever since the advent of silicon, N-channel FETs and NPN transistors have been cheaper, faster, lower-power, and capable of handling more current than comparably-priced complementary devices.  (Excluding anomalies like PMOS memories, which flourished during a brief interval when a process for making NMOS or CMOS ones was not completely developed.) </w:t>
-              <w:br/>
-              <w:br/>
-              <w:t>In fact, it's arguable that your observation that microcomputer outputs are basically current sinks and it's easier to pull the transistor base to the negative rail - driving the popularity of NPN devices, puts the cart before the horse.  The microprocessors work that way precisely because the transistors do.</w:t>
-              <w:br/>
-              <w:br/>
-              <w:t>[Source](https://www.youtube.com/watch?v=L0QraSYq8tw)</w:t>
-            </w:r>
-          </w:p>
-        </w:tc>
-        <w:tc>
-          <w:tcPr>
-            <w:tcW w:type="dxa" w:w="2880"/>
-          </w:tcPr>
-          <w:p>
-            <w:r>
-              <w:t>The comment directly discusses the reasons why NPN transistors are used more than PNP transistors in digital circuits, including the advantages of electrons over holes and specific applications where PNP transistors are preferred.</w:t>
-            </w:r>
-          </w:p>
-        </w:tc>
-      </w:tr>
-      <w:tr>
-        <w:tc>
-          <w:tcPr>
-            <w:tcW w:type="dxa" w:w="2880"/>
-          </w:tcPr>
-          <w:p>
-            <w:r>
-              <w:t>90</w:t>
-            </w:r>
-          </w:p>
-        </w:tc>
-        <w:tc>
-          <w:tcPr>
-            <w:tcW w:type="dxa" w:w="2880"/>
-          </w:tcPr>
-          <w:p>
-            <w:r>
-              <w:t>Because it's base-to-emitter voltage, that determines whether an NPN transistor opens or closes.  If the load is on the emitter side, the emitter voltage is a moving target, and you can't guarantee that a given base voltage will produce the necessary base-to-emitter voltage difference.</w:t>
-              <w:br/>
-              <w:br/>
-              <w:t>[Source](https://www.youtube.com/watch?v=L0QraSYq8tw)</w:t>
-            </w:r>
-          </w:p>
-        </w:tc>
-        <w:tc>
-          <w:tcPr>
-            <w:tcW w:type="dxa" w:w="2880"/>
-          </w:tcPr>
-          <w:p>
-            <w:r>
-              <w:t>The comment specifically mentions NPN transistors and discusses the base-to-emitter voltage, which is a crucial aspect of the topic's description about why NPN transistors are used more than PNP transistors in digital circuits.</w:t>
-            </w:r>
-          </w:p>
-        </w:tc>
-      </w:tr>
-      <w:tr>
-        <w:tc>
-          <w:tcPr>
-            <w:tcW w:type="dxa" w:w="2880"/>
-          </w:tcPr>
-          <w:p>
-            <w:r>
-              <w:t>90</w:t>
-            </w:r>
-          </w:p>
-        </w:tc>
-        <w:tc>
-          <w:tcPr>
-            <w:tcW w:type="dxa" w:w="2880"/>
-          </w:tcPr>
-          <w:p>
-            <w:r>
-              <w:t>Exactly what i was going to write. This is little more expensive and complicated, but if you really need to use the pnp with microcontroller is your only option for higher voltages than the microcontroller uses.</w:t>
-              <w:br/>
-              <w:br/>
-              <w:t>[Source](https://www.youtube.com/watch?v=L0QraSYq8tw)</w:t>
-            </w:r>
-          </w:p>
-        </w:tc>
-        <w:tc>
-          <w:tcPr>
-            <w:tcW w:type="dxa" w:w="2880"/>
-          </w:tcPr>
-          <w:p>
-            <w:r>
-              <w:t>The comment directly discusses the use of PNP transistors in digital circuits, specifically mentioning its higher voltage capability and being an option for microcontrollers. This is strongly related to the topic description, which mentions NPN transistors being used more often than PNP due to cost and complexity.</w:t>
-            </w:r>
-          </w:p>
-        </w:tc>
-      </w:tr>
-      <w:tr>
-        <w:tc>
-          <w:tcPr>
-            <w:tcW w:type="dxa" w:w="2880"/>
-          </w:tcPr>
-          <w:p>
-            <w:r>
-              <w:t>80</w:t>
-            </w:r>
-          </w:p>
-        </w:tc>
-        <w:tc>
-          <w:tcPr>
-            <w:tcW w:type="dxa" w:w="2880"/>
-          </w:tcPr>
-          <w:p>
-            <w:r>
-              <w:t>​ @elewizard Exactly! I am happy as a clam that I finally understood the practical differences / use cases for NPN &amp; PNP BJTs in circuits, especially in conjunction with MCUs...</w:t>
-              <w:br/>
-              <w:br/>
-              <w:t>I finished a med school 15yrs ago, I have neither time, willpower nor strength to do a MIT masters degree in my 40s... 🙄</w:t>
-              <w:br/>
-              <w:br/>
-              <w:t>So thanks @elewizard once again for doing these vids, they helped me to go a long way in those few last months😀👍</w:t>
-              <w:br/>
-              <w:br/>
-              <w:t>[Source](https://www.youtube.com/watch?v=L0QraSYq8tw)</w:t>
-            </w:r>
-          </w:p>
-        </w:tc>
-        <w:tc>
-          <w:tcPr>
-            <w:tcW w:type="dxa" w:w="2880"/>
-          </w:tcPr>
-          <w:p>
-            <w:r>
-              <w:t>The comment directly discusses the practical differences and use cases for NPN &amp; PNP BJTs in circuits, which aligns with the topic's description of why NPN transistors are used more. The mention of MCUs also shows an understanding of the topic's context.</w:t>
-            </w:r>
-          </w:p>
-        </w:tc>
-      </w:tr>
-      <w:tr>
-        <w:tc>
-          <w:tcPr>
-            <w:tcW w:type="dxa" w:w="2880"/>
-          </w:tcPr>
-          <w:p>
-            <w:r>
-              <w:t>80</w:t>
-            </w:r>
-          </w:p>
-        </w:tc>
-        <w:tc>
-          <w:tcPr>
-            <w:tcW w:type="dxa" w:w="2880"/>
-          </w:tcPr>
-          <w:p>
-            <w:r>
-              <w:t>I think this is the right answer.  I was told that back in the day it was always a much bigger challenge to make pnp transistors that matched their complementary npn counterparts.  They were larger, a bit more fragile and often wouldn't quite be a match for npn.  I think nowadays this is less the case but npn is already king.  Then simplicity comes into it, its just easier to arrange a low side switch, if you used pnp you'll need a npn to switch it because the high side voltage will usually be beyond the device voltage you're driving it from, whereas for low side they can share the same ground even though the collector can go to full supply.</w:t>
-              <w:br/>
-              <w:br/>
-              <w:t>[Source](https://www.youtube.com/watch?v=L0QraSYq8tw)</w:t>
-            </w:r>
-          </w:p>
-        </w:tc>
-        <w:tc>
-          <w:tcPr>
-            <w:tcW w:type="dxa" w:w="2880"/>
-          </w:tcPr>
-          <w:p>
-            <w:r>
-              <w:t>The comment directly discusses the challenge of making PNP transistors match their NPN counterparts, which is mentioned in the topic description as a reason why NPN transistors are used more. The comment also mentions simplicity and ease of use of low-side switching with NPN transistors, which aligns with the topic's focus on digital circuits.</w:t>
-            </w:r>
-          </w:p>
-        </w:tc>
-      </w:tr>
-    </w:tbl>
+    <w:p>
+      <w:r>
+        <w:rPr>
+          <w:b/>
+        </w:rPr>
+        <w:t xml:space="preserve">Score: </w:t>
+      </w:r>
+      <w:r>
+        <w:t>90</w:t>
+      </w:r>
+    </w:p>
+    <w:p>
+      <w:r>
+        <w:rPr>
+          <w:b/>
+        </w:rPr>
+        <w:t xml:space="preserve">Comment: </w:t>
+      </w:r>
+      <w:r>
+        <w:t xml:space="preserve">For various technical reasons, it's easier to make an NPN transistor switch faster and consume less power. The underlying reason is that the charge carriers in NPN devices are electrons, while  in PNP devices they're holes.  Electrons have a higher mobility than holes. </w:t>
+        <w:br/>
+        <w:br/>
+        <w:t>Because it's harder to get the same performance in a PNP as in an NPN, PNP transistors are used mostly in class B amplifiers, in H bridges, and in sensing circuits for which a short to ground must be detected as a fault. Even in these applications, a Sziklai pair is often preferred, with the high power being switched by an NPN transistor with a PNP controlling its base.</w:t>
+        <w:br/>
+        <w:br/>
+        <w:t xml:space="preserve">Back in the day, PNP's were commoner, because that's what could be made in germanium point-contact transistors. But ever since the advent of silicon, N-channel FETs and NPN transistors have been cheaper, faster, lower-power, and capable of handling more current than comparably-priced complementary devices.  (Excluding anomalies like PMOS memories, which flourished during a brief interval when a process for making NMOS or CMOS ones was not completely developed.) </w:t>
+        <w:br/>
+        <w:br/>
+        <w:t>In fact, it's arguable that your observation that microcomputer outputs are basically current sinks and it's easier to pull the transistor base to the negative rail - driving the popularity of NPN devices, puts the cart before the horse.  The microprocessors work that way precisely because the transistors do.</w:t>
+      </w:r>
+    </w:p>
+    <w:p>
+      <w:r>
+        <w:rPr>
+          <w:b/>
+        </w:rPr>
+        <w:t xml:space="preserve">Reason: </w:t>
+      </w:r>
+      <w:r>
+        <w:t>The comment directly discusses the reasons why NPN transistors are used more than PNP transistors in digital circuits, including the advantages of electrons over holes and specific applications where PNP transistors are preferred.</w:t>
+      </w:r>
+    </w:p>
+    <w:p>
+      <w:r>
+        <w:rPr>
+          <w:b/>
+        </w:rPr>
+        <w:t xml:space="preserve">Source: </w:t>
+      </w:r>
+      <w:r>
+        <w:t>https://www.youtube.com/watch?v=L0QraSYq8tw</w:t>
+      </w:r>
+    </w:p>
+    <w:p/>
+    <w:p>
+      <w:r>
+        <w:rPr>
+          <w:b/>
+        </w:rPr>
+        <w:t xml:space="preserve">Score: </w:t>
+      </w:r>
+      <w:r>
+        <w:t>90</w:t>
+      </w:r>
+    </w:p>
+    <w:p>
+      <w:r>
+        <w:rPr>
+          <w:b/>
+        </w:rPr>
+        <w:t xml:space="preserve">Comment: </w:t>
+      </w:r>
+      <w:r>
+        <w:t>Because it's base-to-emitter voltage, that determines whether an NPN transistor opens or closes.  If the load is on the emitter side, the emitter voltage is a moving target, and you can't guarantee that a given base voltage will produce the necessary base-to-emitter voltage difference.</w:t>
+      </w:r>
+    </w:p>
+    <w:p>
+      <w:r>
+        <w:rPr>
+          <w:b/>
+        </w:rPr>
+        <w:t xml:space="preserve">Reason: </w:t>
+      </w:r>
+      <w:r>
+        <w:t>The comment specifically mentions NPN transistors and discusses the base-to-emitter voltage, which is a crucial aspect of the topic's description about why NPN transistors are used more than PNP transistors in digital circuits.</w:t>
+      </w:r>
+    </w:p>
+    <w:p>
+      <w:r>
+        <w:rPr>
+          <w:b/>
+        </w:rPr>
+        <w:t xml:space="preserve">Source: </w:t>
+      </w:r>
+      <w:r>
+        <w:t>https://www.youtube.com/watch?v=L0QraSYq8tw</w:t>
+      </w:r>
+    </w:p>
+    <w:p/>
+    <w:p>
+      <w:r>
+        <w:rPr>
+          <w:b/>
+        </w:rPr>
+        <w:t xml:space="preserve">Score: </w:t>
+      </w:r>
+      <w:r>
+        <w:t>90</w:t>
+      </w:r>
+    </w:p>
+    <w:p>
+      <w:r>
+        <w:rPr>
+          <w:b/>
+        </w:rPr>
+        <w:t xml:space="preserve">Comment: </w:t>
+      </w:r>
+      <w:r>
+        <w:t>Exactly what i was going to write. This is little more expensive and complicated, but if you really need to use the pnp with microcontroller is your only option for higher voltages than the microcontroller uses.</w:t>
+      </w:r>
+    </w:p>
+    <w:p>
+      <w:r>
+        <w:rPr>
+          <w:b/>
+        </w:rPr>
+        <w:t xml:space="preserve">Reason: </w:t>
+      </w:r>
+      <w:r>
+        <w:t>The comment directly discusses the use of PNP transistors in digital circuits, specifically mentioning its higher voltage capability and being an option for microcontrollers. This is strongly related to the topic description, which mentions NPN transistors being used more often than PNP due to cost and complexity.</w:t>
+      </w:r>
+    </w:p>
+    <w:p>
+      <w:r>
+        <w:rPr>
+          <w:b/>
+        </w:rPr>
+        <w:t xml:space="preserve">Source: </w:t>
+      </w:r>
+      <w:r>
+        <w:t>https://www.youtube.com/watch?v=L0QraSYq8tw</w:t>
+      </w:r>
+    </w:p>
+    <w:p/>
+    <w:p>
+      <w:r>
+        <w:rPr>
+          <w:b/>
+        </w:rPr>
+        <w:t xml:space="preserve">Score: </w:t>
+      </w:r>
+      <w:r>
+        <w:t>80</w:t>
+      </w:r>
+    </w:p>
+    <w:p>
+      <w:r>
+        <w:rPr>
+          <w:b/>
+        </w:rPr>
+        <w:t xml:space="preserve">Comment: </w:t>
+      </w:r>
+      <w:r>
+        <w:t>​ @elewizard Exactly! I am happy as a clam that I finally understood the practical differences / use cases for NPN &amp; PNP BJTs in circuits, especially in conjunction with MCUs...</w:t>
+        <w:br/>
+        <w:br/>
+        <w:t>I finished a med school 15yrs ago, I have neither time, willpower nor strength to do a MIT masters degree in my 40s... 🙄</w:t>
+        <w:br/>
+        <w:br/>
+        <w:t>So thanks @elewizard once again for doing these vids, they helped me to go a long way in those few last months😀👍</w:t>
+      </w:r>
+    </w:p>
+    <w:p>
+      <w:r>
+        <w:rPr>
+          <w:b/>
+        </w:rPr>
+        <w:t xml:space="preserve">Reason: </w:t>
+      </w:r>
+      <w:r>
+        <w:t>The comment directly discusses the practical differences and use cases for NPN &amp; PNP BJTs in circuits, which aligns with the topic's description of why NPN transistors are used more. The mention of MCUs also shows an understanding of the topic's context.</w:t>
+      </w:r>
+    </w:p>
+    <w:p>
+      <w:r>
+        <w:rPr>
+          <w:b/>
+        </w:rPr>
+        <w:t xml:space="preserve">Source: </w:t>
+      </w:r>
+      <w:r>
+        <w:t>https://www.youtube.com/watch?v=L0QraSYq8tw</w:t>
+      </w:r>
+    </w:p>
+    <w:p/>
+    <w:p>
+      <w:r>
+        <w:rPr>
+          <w:b/>
+        </w:rPr>
+        <w:t xml:space="preserve">Score: </w:t>
+      </w:r>
+      <w:r>
+        <w:t>80</w:t>
+      </w:r>
+    </w:p>
+    <w:p>
+      <w:r>
+        <w:rPr>
+          <w:b/>
+        </w:rPr>
+        <w:t xml:space="preserve">Comment: </w:t>
+      </w:r>
+      <w:r>
+        <w:t>I think this is the right answer.  I was told that back in the day it was always a much bigger challenge to make pnp transistors that matched their complementary npn counterparts.  They were larger, a bit more fragile and often wouldn't quite be a match for npn.  I think nowadays this is less the case but npn is already king.  Then simplicity comes into it, its just easier to arrange a low side switch, if you used pnp you'll need a npn to switch it because the high side voltage will usually be beyond the device voltage you're driving it from, whereas for low side they can share the same ground even though the collector can go to full supply.</w:t>
+      </w:r>
+    </w:p>
+    <w:p>
+      <w:r>
+        <w:rPr>
+          <w:b/>
+        </w:rPr>
+        <w:t xml:space="preserve">Reason: </w:t>
+      </w:r>
+      <w:r>
+        <w:t>The comment directly discusses the challenge of making PNP transistors match their NPN counterparts, which is mentioned in the topic description as a reason why NPN transistors are used more. The comment also mentions simplicity and ease of use of low-side switching with NPN transistors, which aligns with the topic's focus on digital circuits.</w:t>
+      </w:r>
+    </w:p>
+    <w:p>
+      <w:r>
+        <w:rPr>
+          <w:b/>
+        </w:rPr>
+        <w:t xml:space="preserve">Source: </w:t>
+      </w:r>
+      <w:r>
+        <w:t>https://www.youtube.com/watch?v=L0QraSYq8tw</w:t>
+      </w:r>
+    </w:p>
     <w:p/>
     <w:p>
       <w:pPr>
@@ -604,6 +625,23 @@
       </w:r>
     </w:p>
     <w:p>
+      <w:r>
+        <w:rPr>
+          <w:b/>
+        </w:rPr>
+        <w:t>Correlated (true): 31 (21.5%)</w:t>
+      </w:r>
+      <w:r>
+        <w:br/>
+      </w:r>
+      <w:r>
+        <w:rPr>
+          <w:b/>
+        </w:rPr>
+        <w:t>Score &gt;= 60: 31 (21.5%)</w:t>
+      </w:r>
+    </w:p>
+    <w:p>
       <w:pPr>
         <w:pStyle w:val="Heading3"/>
       </w:pPr>
@@ -611,251 +649,255 @@
         <w:t>Top 5 Correlated Comments:</w:t>
       </w:r>
     </w:p>
-    <w:tbl>
-      <w:tblPr>
-        <w:tblStyle w:val="TableGrid"/>
-        <w:tblW w:type="auto" w:w="0"/>
-        <w:tblLayout w:type="autofit"/>
-        <w:tblLook w:firstColumn="1" w:firstRow="1" w:lastColumn="0" w:lastRow="0" w:noHBand="0" w:noVBand="1" w:val="04A0"/>
-      </w:tblPr>
-      <w:tblGrid>
-        <w:gridCol w:w="2880"/>
-        <w:gridCol w:w="2880"/>
-        <w:gridCol w:w="2880"/>
-      </w:tblGrid>
-      <w:tr>
-        <w:tc>
-          <w:tcPr>
-            <w:tcW w:type="dxa" w:w="2880"/>
-          </w:tcPr>
-          <w:p>
-            <w:r>
-              <w:t>Score</w:t>
-            </w:r>
-          </w:p>
-        </w:tc>
-        <w:tc>
-          <w:tcPr>
-            <w:tcW w:type="dxa" w:w="2880"/>
-          </w:tcPr>
-          <w:p>
-            <w:r>
-              <w:t>Comment</w:t>
-            </w:r>
-          </w:p>
-        </w:tc>
-        <w:tc>
-          <w:tcPr>
-            <w:tcW w:type="dxa" w:w="2880"/>
-          </w:tcPr>
-          <w:p>
-            <w:r>
-              <w:t>Reason</w:t>
-            </w:r>
-          </w:p>
-        </w:tc>
-      </w:tr>
-      <w:tr>
-        <w:tc>
-          <w:tcPr>
-            <w:tcW w:type="dxa" w:w="2880"/>
-          </w:tcPr>
-          <w:p>
-            <w:r>
-              <w:t>90</w:t>
-            </w:r>
-          </w:p>
-        </w:tc>
-        <w:tc>
-          <w:tcPr>
-            <w:tcW w:type="dxa" w:w="2880"/>
-          </w:tcPr>
-          <w:p>
-            <w:r>
-              <w:t>I'm looking at old germanium transistor circuits. And they're almost all pnp. Why didn't they think of using npn then, since it's so much easier?</w:t>
-              <w:br/>
-              <w:br/>
-              <w:t>[Source](https://www.youtube.com/watch?v=L0QraSYq8tw)</w:t>
-            </w:r>
-          </w:p>
-        </w:tc>
-        <w:tc>
-          <w:tcPr>
-            <w:tcW w:type="dxa" w:w="2880"/>
-          </w:tcPr>
-          <w:p>
-            <w:r>
-              <w:t>The comment directly discusses the usage of PNP and NPN transistors, specifically questioning why old circuits only used PNP, which is strongly related to the topic's description about modes of operation and usage in digital circuits.</w:t>
-            </w:r>
-          </w:p>
-        </w:tc>
-      </w:tr>
-      <w:tr>
-        <w:tc>
-          <w:tcPr>
-            <w:tcW w:type="dxa" w:w="2880"/>
-          </w:tcPr>
-          <w:p>
-            <w:r>
-              <w:t>90</w:t>
-            </w:r>
-          </w:p>
-        </w:tc>
-        <w:tc>
-          <w:tcPr>
-            <w:tcW w:type="dxa" w:w="2880"/>
-          </w:tcPr>
-          <w:p>
-            <w:r>
-              <w:t>Exactly what i was going to write. This is little more expensive and complicated, but if you really need to use the pnp with microcontroller is your only option for higher voltages than the microcontroller uses.</w:t>
-              <w:br/>
-              <w:br/>
-              <w:t>[Source](https://www.youtube.com/watch?v=L0QraSYq8tw)</w:t>
-            </w:r>
-          </w:p>
-        </w:tc>
-        <w:tc>
-          <w:tcPr>
-            <w:tcW w:type="dxa" w:w="2880"/>
-          </w:tcPr>
-          <w:p>
-            <w:r>
-              <w:t>The comment discusses PNP transistors in relation to microcontrollers and their usage for higher voltages, which directly aligns with the topic's focus on PNP and NPN types, modes of operation, and digital circuit applications.</w:t>
-            </w:r>
-          </w:p>
-        </w:tc>
-      </w:tr>
-      <w:tr>
-        <w:tc>
-          <w:tcPr>
-            <w:tcW w:type="dxa" w:w="2880"/>
-          </w:tcPr>
-          <w:p>
-            <w:r>
-              <w:t>90</w:t>
-            </w:r>
-          </w:p>
-        </w:tc>
-        <w:tc>
-          <w:tcPr>
-            <w:tcW w:type="dxa" w:w="2880"/>
-          </w:tcPr>
-          <w:p>
-            <w:r>
-              <w:t>4:26 You state "NPN is for switching ground". That's a mistake. NPN is for switching relative to the positive rail. PNP is for switching relative to the negative rail. You've made the mistaken assumption that ground is always the negative rail, but that's merely a convention brought about because NPN transistors became more common when silicon took over from germanium. You can ground either rail and the circuit works the same.</w:t>
-              <w:br/>
-              <w:br/>
-              <w:t>I'm old enough to remember when germanium transistors like OC71 were the commonest, and they were PNP because that was the easiest type to fabricate from Ge. In those days, the positive rail was ground. My first car was positive ground (i.e. the chassis was connected to battery positive) because the radio had germanium transistors. When silicon transistors became more freely available, the easiest type to fabricate was NPN, so we grounded the negative rail. When I upgraded my car's radio to one that used Si transistors, I had to swap the earthing so that the chassis was connected to battery negative, which involved re-magnetising the dynamo's permanent magnet in the opposite direction.</w:t>
-              <w:br/>
-              <w:br/>
-              <w:br/>
-              <w:t>So, you actually have it the wrong way around. Because silicon NPN transistors were easier to fabricate (and had better characteristics), they became more freely and cheaply available and hence were used more often in circuits. The negative ground was a consequence of that.</w:t>
-              <w:br/>
-              <w:br/>
-              <w:t>And I've got some bad news for you. If you ground the positive rail, then your MCU will run from a -3.3V or -5V supply. It will provide 0V to turn off a PNP transistor or more than the -0.7V required to turn it on. You won't be able directly to turn off an NPN transistor switching from the negative rail.</w:t>
-              <w:br/>
-              <w:br/>
-              <w:t>[Source](https://www.youtube.com/watch?v=L0QraSYq8tw)</w:t>
-            </w:r>
-          </w:p>
-        </w:tc>
-        <w:tc>
-          <w:tcPr>
-            <w:tcW w:type="dxa" w:w="2880"/>
-          </w:tcPr>
-          <w:p>
-            <w:r>
-              <w:t>The comment directly discusses the modes of operation and usage of PNP and NPN transistors, specifically referencing the topic's description of 'switching relative to the positive rail' or 'ground', which shows a strong correlation with the topic.</w:t>
-            </w:r>
-          </w:p>
-        </w:tc>
-      </w:tr>
-      <w:tr>
-        <w:tc>
-          <w:tcPr>
-            <w:tcW w:type="dxa" w:w="2880"/>
-          </w:tcPr>
-          <w:p>
-            <w:r>
-              <w:t>85</w:t>
-            </w:r>
-          </w:p>
-        </w:tc>
-        <w:tc>
-          <w:tcPr>
-            <w:tcW w:type="dxa" w:w="2880"/>
-          </w:tcPr>
-          <w:p>
-            <w:r>
-              <w:t xml:space="preserve">For various technical reasons, it's easier to make an NPN transistor switch faster and consume less power. The underlying reason is that the charge carriers in NPN devices are electrons, while  in PNP devices they're holes.  Electrons have a higher mobility than holes. </w:t>
-              <w:br/>
-              <w:br/>
-              <w:t>Because it's harder to get the same performance in a PNP as in an NPN, PNP transistors are used mostly in class B amplifiers, in H bridges, and in sensing circuits for which a short to ground must be detected as a fault. Even in these applications, a Sziklai pair is often preferred, with the high power being switched by an NPN transistor with a PNP controlling its base.</w:t>
-              <w:br/>
-              <w:br/>
-              <w:t xml:space="preserve">Back in the day, PNP's were commoner, because that's what could be made in germanium point-contact transistors. But ever since the advent of silicon, N-channel FETs and NPN transistors have been cheaper, faster, lower-power, and capable of handling more current than comparably-priced complementary devices.  (Excluding anomalies like PMOS memories, which flourished during a brief interval when a process for making NMOS or CMOS ones was not completely developed.) </w:t>
-              <w:br/>
-              <w:br/>
-              <w:t>In fact, it's arguable that your observation that microcomputer outputs are basically current sinks and it's easier to pull the transistor base to the negative rail - driving the popularity of NPN devices, puts the cart before the horse.  The microprocessors work that way precisely because the transistors do.</w:t>
-              <w:br/>
-              <w:br/>
-              <w:t>[Source](https://www.youtube.com/watch?v=L0QraSYq8tw)</w:t>
-            </w:r>
-          </w:p>
-        </w:tc>
-        <w:tc>
-          <w:tcPr>
-            <w:tcW w:type="dxa" w:w="2880"/>
-          </w:tcPr>
-          <w:p>
-            <w:r>
-              <w:t>The comment directly discusses the operation and usage of PNP and NPN transistors, mentioning their modes, charge carriers, and applications, which aligns with the topic's description of BJT transistor types and their uses in digital circuits.</w:t>
-            </w:r>
-          </w:p>
-        </w:tc>
-      </w:tr>
-      <w:tr>
-        <w:tc>
-          <w:tcPr>
-            <w:tcW w:type="dxa" w:w="2880"/>
-          </w:tcPr>
-          <w:p>
-            <w:r>
-              <w:t>80</w:t>
-            </w:r>
-          </w:p>
-        </w:tc>
-        <w:tc>
-          <w:tcPr>
-            <w:tcW w:type="dxa" w:w="2880"/>
-          </w:tcPr>
-          <w:p>
-            <w:r>
-              <w:t>​ @elewizard Exactly! I am happy as a clam that I finally understood the practical differences / use cases for NPN &amp; PNP BJTs in circuits, especially in conjunction with MCUs...</w:t>
-              <w:br/>
-              <w:br/>
-              <w:t>I finished a med school 15yrs ago, I have neither time, willpower nor strength to do a MIT masters degree in my 40s... 🙄</w:t>
-              <w:br/>
-              <w:br/>
-              <w:t>So thanks @elewizard once again for doing these vids, they helped me to go a long way in those few last months😀👍</w:t>
-              <w:br/>
-              <w:br/>
-              <w:t>[Source](https://www.youtube.com/watch?v=L0QraSYq8tw)</w:t>
-            </w:r>
-          </w:p>
-        </w:tc>
-        <w:tc>
-          <w:tcPr>
-            <w:tcW w:type="dxa" w:w="2880"/>
-          </w:tcPr>
-          <w:p>
-            <w:r>
-              <w:t>The comment directly discusses the same topics described by the topic, specifically mentioning PNP and NPN BJTs in circuits, which is a key aspect of the topic. The mention of MCUs also shows understanding of transistor usage in digital circuits.</w:t>
-            </w:r>
-          </w:p>
-        </w:tc>
-      </w:tr>
-    </w:tbl>
+    <w:p>
+      <w:r>
+        <w:rPr>
+          <w:b/>
+        </w:rPr>
+        <w:t xml:space="preserve">Score: </w:t>
+      </w:r>
+      <w:r>
+        <w:t>90</w:t>
+      </w:r>
+    </w:p>
+    <w:p>
+      <w:r>
+        <w:rPr>
+          <w:b/>
+        </w:rPr>
+        <w:t xml:space="preserve">Comment: </w:t>
+      </w:r>
+      <w:r>
+        <w:t>I'm looking at old germanium transistor circuits. And they're almost all pnp. Why didn't they think of using npn then, since it's so much easier?</w:t>
+      </w:r>
+    </w:p>
+    <w:p>
+      <w:r>
+        <w:rPr>
+          <w:b/>
+        </w:rPr>
+        <w:t xml:space="preserve">Reason: </w:t>
+      </w:r>
+      <w:r>
+        <w:t>The comment directly discusses the usage of PNP and NPN transistors, specifically questioning why old circuits only used PNP, which is strongly related to the topic's description about modes of operation and usage in digital circuits.</w:t>
+      </w:r>
+    </w:p>
+    <w:p>
+      <w:r>
+        <w:rPr>
+          <w:b/>
+        </w:rPr>
+        <w:t xml:space="preserve">Source: </w:t>
+      </w:r>
+      <w:r>
+        <w:t>https://www.youtube.com/watch?v=L0QraSYq8tw</w:t>
+      </w:r>
+    </w:p>
+    <w:p/>
+    <w:p>
+      <w:r>
+        <w:rPr>
+          <w:b/>
+        </w:rPr>
+        <w:t xml:space="preserve">Score: </w:t>
+      </w:r>
+      <w:r>
+        <w:t>90</w:t>
+      </w:r>
+    </w:p>
+    <w:p>
+      <w:r>
+        <w:rPr>
+          <w:b/>
+        </w:rPr>
+        <w:t xml:space="preserve">Comment: </w:t>
+      </w:r>
+      <w:r>
+        <w:t>Exactly what i was going to write. This is little more expensive and complicated, but if you really need to use the pnp with microcontroller is your only option for higher voltages than the microcontroller uses.</w:t>
+      </w:r>
+    </w:p>
+    <w:p>
+      <w:r>
+        <w:rPr>
+          <w:b/>
+        </w:rPr>
+        <w:t xml:space="preserve">Reason: </w:t>
+      </w:r>
+      <w:r>
+        <w:t>The comment discusses PNP transistors in relation to microcontrollers and their usage for higher voltages, which directly aligns with the topic's focus on PNP and NPN types, modes of operation, and digital circuit applications.</w:t>
+      </w:r>
+    </w:p>
+    <w:p>
+      <w:r>
+        <w:rPr>
+          <w:b/>
+        </w:rPr>
+        <w:t xml:space="preserve">Source: </w:t>
+      </w:r>
+      <w:r>
+        <w:t>https://www.youtube.com/watch?v=L0QraSYq8tw</w:t>
+      </w:r>
+    </w:p>
+    <w:p/>
+    <w:p>
+      <w:r>
+        <w:rPr>
+          <w:b/>
+        </w:rPr>
+        <w:t xml:space="preserve">Score: </w:t>
+      </w:r>
+      <w:r>
+        <w:t>90</w:t>
+      </w:r>
+    </w:p>
+    <w:p>
+      <w:r>
+        <w:rPr>
+          <w:b/>
+        </w:rPr>
+        <w:t xml:space="preserve">Comment: </w:t>
+      </w:r>
+      <w:r>
+        <w:t>4:26 You state "NPN is for switching ground". That's a mistake. NPN is for switching relative to the positive rail. PNP is for switching relative to the negative rail. You've made the mistaken assumption that ground is always the negative rail, but that's merely a convention brought about because NPN transistors became more common when silicon took over from germanium. You can ground either rail and the circuit works the same.</w:t>
+        <w:br/>
+        <w:br/>
+        <w:t>I'm old enough to remember when germanium transistors like OC71 were the commonest, and they were PNP because that was the easiest type to fabricate from Ge. In those days, the positive rail was ground. My first car was positive ground (i.e. the chassis was connected to battery positive) because the radio had germanium transistors. When silicon transistors became more freely available, the easiest type to fabricate was NPN, so we grounded the negative rail. When I upgraded my car's radio to one that used Si transistors, I had to swap the earthing so that the chassis was connected to battery negative, which involved re-magnetising the dynamo's permanent magnet in the opposite direction.</w:t>
+        <w:br/>
+        <w:br/>
+        <w:br/>
+        <w:t>So, you actually have it the wrong way around. Because silicon NPN transistors were easier to fabricate (and had better characteristics), they became more freely and cheaply available and hence were used more often in circuits. The negative ground was a consequence of that.</w:t>
+        <w:br/>
+        <w:br/>
+        <w:t>And I've got some bad news for you. If you ground the positive rail, then your MCU will run from a -3.3V or -5V supply. It will provide 0V to turn off a PNP transistor or more than the -0.7V required to turn it on. You won't be able directly to turn off an NPN transistor switching from the negative rail.</w:t>
+      </w:r>
+    </w:p>
+    <w:p>
+      <w:r>
+        <w:rPr>
+          <w:b/>
+        </w:rPr>
+        <w:t xml:space="preserve">Reason: </w:t>
+      </w:r>
+      <w:r>
+        <w:t>The comment directly discusses the modes of operation and usage of PNP and NPN transistors, specifically referencing the topic's description of 'switching relative to the positive rail' or 'ground', which shows a strong correlation with the topic.</w:t>
+      </w:r>
+    </w:p>
+    <w:p>
+      <w:r>
+        <w:rPr>
+          <w:b/>
+        </w:rPr>
+        <w:t xml:space="preserve">Source: </w:t>
+      </w:r>
+      <w:r>
+        <w:t>https://www.youtube.com/watch?v=L0QraSYq8tw</w:t>
+      </w:r>
+    </w:p>
+    <w:p/>
+    <w:p>
+      <w:r>
+        <w:rPr>
+          <w:b/>
+        </w:rPr>
+        <w:t xml:space="preserve">Score: </w:t>
+      </w:r>
+      <w:r>
+        <w:t>85</w:t>
+      </w:r>
+    </w:p>
+    <w:p>
+      <w:r>
+        <w:rPr>
+          <w:b/>
+        </w:rPr>
+        <w:t xml:space="preserve">Comment: </w:t>
+      </w:r>
+      <w:r>
+        <w:t xml:space="preserve">For various technical reasons, it's easier to make an NPN transistor switch faster and consume less power. The underlying reason is that the charge carriers in NPN devices are electrons, while  in PNP devices they're holes.  Electrons have a higher mobility than holes. </w:t>
+        <w:br/>
+        <w:br/>
+        <w:t>Because it's harder to get the same performance in a PNP as in an NPN, PNP transistors are used mostly in class B amplifiers, in H bridges, and in sensing circuits for which a short to ground must be detected as a fault. Even in these applications, a Sziklai pair is often preferred, with the high power being switched by an NPN transistor with a PNP controlling its base.</w:t>
+        <w:br/>
+        <w:br/>
+        <w:t xml:space="preserve">Back in the day, PNP's were commoner, because that's what could be made in germanium point-contact transistors. But ever since the advent of silicon, N-channel FETs and NPN transistors have been cheaper, faster, lower-power, and capable of handling more current than comparably-priced complementary devices.  (Excluding anomalies like PMOS memories, which flourished during a brief interval when a process for making NMOS or CMOS ones was not completely developed.) </w:t>
+        <w:br/>
+        <w:br/>
+        <w:t>In fact, it's arguable that your observation that microcomputer outputs are basically current sinks and it's easier to pull the transistor base to the negative rail - driving the popularity of NPN devices, puts the cart before the horse.  The microprocessors work that way precisely because the transistors do.</w:t>
+      </w:r>
+    </w:p>
+    <w:p>
+      <w:r>
+        <w:rPr>
+          <w:b/>
+        </w:rPr>
+        <w:t xml:space="preserve">Reason: </w:t>
+      </w:r>
+      <w:r>
+        <w:t>The comment directly discusses the operation and usage of PNP and NPN transistors, mentioning their modes, charge carriers, and applications, which aligns with the topic's description of BJT transistor types and their uses in digital circuits.</w:t>
+      </w:r>
+    </w:p>
+    <w:p>
+      <w:r>
+        <w:rPr>
+          <w:b/>
+        </w:rPr>
+        <w:t xml:space="preserve">Source: </w:t>
+      </w:r>
+      <w:r>
+        <w:t>https://www.youtube.com/watch?v=L0QraSYq8tw</w:t>
+      </w:r>
+    </w:p>
+    <w:p/>
+    <w:p>
+      <w:r>
+        <w:rPr>
+          <w:b/>
+        </w:rPr>
+        <w:t xml:space="preserve">Score: </w:t>
+      </w:r>
+      <w:r>
+        <w:t>80</w:t>
+      </w:r>
+    </w:p>
+    <w:p>
+      <w:r>
+        <w:rPr>
+          <w:b/>
+        </w:rPr>
+        <w:t xml:space="preserve">Comment: </w:t>
+      </w:r>
+      <w:r>
+        <w:t>​ @elewizard Exactly! I am happy as a clam that I finally understood the practical differences / use cases for NPN &amp; PNP BJTs in circuits, especially in conjunction with MCUs...</w:t>
+        <w:br/>
+        <w:br/>
+        <w:t>I finished a med school 15yrs ago, I have neither time, willpower nor strength to do a MIT masters degree in my 40s... 🙄</w:t>
+        <w:br/>
+        <w:br/>
+        <w:t>So thanks @elewizard once again for doing these vids, they helped me to go a long way in those few last months😀👍</w:t>
+      </w:r>
+    </w:p>
+    <w:p>
+      <w:r>
+        <w:rPr>
+          <w:b/>
+        </w:rPr>
+        <w:t xml:space="preserve">Reason: </w:t>
+      </w:r>
+      <w:r>
+        <w:t>The comment directly discusses the same topics described by the topic, specifically mentioning PNP and NPN BJTs in circuits, which is a key aspect of the topic. The mention of MCUs also shows understanding of transistor usage in digital circuits.</w:t>
+      </w:r>
+    </w:p>
+    <w:p>
+      <w:r>
+        <w:rPr>
+          <w:b/>
+        </w:rPr>
+        <w:t xml:space="preserve">Source: </w:t>
+      </w:r>
+      <w:r>
+        <w:t>https://www.youtube.com/watch?v=L0QraSYq8tw</w:t>
+      </w:r>
+    </w:p>
     <w:p/>
     <w:p>
       <w:pPr>
@@ -1011,6 +1053,23 @@
       </w:r>
     </w:p>
     <w:p>
+      <w:r>
+        <w:rPr>
+          <w:b/>
+        </w:rPr>
+        <w:t>Correlated (true): 24 (16.7%)</w:t>
+      </w:r>
+      <w:r>
+        <w:br/>
+      </w:r>
+      <w:r>
+        <w:rPr>
+          <w:b/>
+        </w:rPr>
+        <w:t>Score &gt;= 60: 24 (16.7%)</w:t>
+      </w:r>
+    </w:p>
+    <w:p>
       <w:pPr>
         <w:pStyle w:val="Heading3"/>
       </w:pPr>
@@ -1018,259 +1077,263 @@
         <w:t>Top 5 Correlated Comments:</w:t>
       </w:r>
     </w:p>
-    <w:tbl>
-      <w:tblPr>
-        <w:tblStyle w:val="TableGrid"/>
-        <w:tblW w:type="auto" w:w="0"/>
-        <w:tblLayout w:type="autofit"/>
-        <w:tblLook w:firstColumn="1" w:firstRow="1" w:lastColumn="0" w:lastRow="0" w:noHBand="0" w:noVBand="1" w:val="04A0"/>
-      </w:tblPr>
-      <w:tblGrid>
-        <w:gridCol w:w="2880"/>
-        <w:gridCol w:w="2880"/>
-        <w:gridCol w:w="2880"/>
-      </w:tblGrid>
-      <w:tr>
-        <w:tc>
-          <w:tcPr>
-            <w:tcW w:type="dxa" w:w="2880"/>
-          </w:tcPr>
-          <w:p>
-            <w:r>
-              <w:t>Score</w:t>
-            </w:r>
-          </w:p>
-        </w:tc>
-        <w:tc>
-          <w:tcPr>
-            <w:tcW w:type="dxa" w:w="2880"/>
-          </w:tcPr>
-          <w:p>
-            <w:r>
-              <w:t>Comment</w:t>
-            </w:r>
-          </w:p>
-        </w:tc>
-        <w:tc>
-          <w:tcPr>
-            <w:tcW w:type="dxa" w:w="2880"/>
-          </w:tcPr>
-          <w:p>
-            <w:r>
-              <w:t>Reason</w:t>
-            </w:r>
-          </w:p>
-        </w:tc>
-      </w:tr>
-      <w:tr>
-        <w:tc>
-          <w:tcPr>
-            <w:tcW w:type="dxa" w:w="2880"/>
-          </w:tcPr>
-          <w:p>
-            <w:r>
-              <w:t>90</w:t>
-            </w:r>
-          </w:p>
-        </w:tc>
-        <w:tc>
-          <w:tcPr>
-            <w:tcW w:type="dxa" w:w="2880"/>
-          </w:tcPr>
-          <w:p>
-            <w:r>
-              <w:t>4:03 what is going to happen if I connect in the opposite mode? collector to power supply and emitter to load? It should work because current flows along the wires of the entire circuit anyway, right?</w:t>
-              <w:br/>
-              <w:br/>
-              <w:t>[Source](https://www.youtube.com/watch?v=L0QraSYq8tw)</w:t>
-            </w:r>
-          </w:p>
-        </w:tc>
-        <w:tc>
-          <w:tcPr>
-            <w:tcW w:type="dxa" w:w="2880"/>
-          </w:tcPr>
-          <w:p>
-            <w:r>
-              <w:t>The comment directly discusses one of the modes of operation (specifically, a variation) described by the topic. It also mentions specific components like collector, emitter, and power supply, which are mentioned in the topic description.</w:t>
-            </w:r>
-          </w:p>
-        </w:tc>
-      </w:tr>
-      <w:tr>
-        <w:tc>
-          <w:tcPr>
-            <w:tcW w:type="dxa" w:w="2880"/>
-          </w:tcPr>
-          <w:p>
-            <w:r>
-              <w:t>90</w:t>
-            </w:r>
-          </w:p>
-        </w:tc>
-        <w:tc>
-          <w:tcPr>
-            <w:tcW w:type="dxa" w:w="2880"/>
-          </w:tcPr>
-          <w:p>
-            <w:r>
-              <w:t>4:26 You state "NPN is for switching ground". That's a mistake. NPN is for switching relative to the positive rail. PNP is for switching relative to the negative rail. You've made the mistaken assumption that ground is always the negative rail, but that's merely a convention brought about because NPN transistors became more common when silicon took over from germanium. You can ground either rail and the circuit works the same.</w:t>
-              <w:br/>
-              <w:br/>
-              <w:t>I'm old enough to remember when germanium transistors like OC71 were the commonest, and they were PNP because that was the easiest type to fabricate from Ge. In those days, the positive rail was ground. My first car was positive ground (i.e. the chassis was connected to battery positive) because the radio had germanium transistors. When silicon transistors became more freely available, the easiest type to fabricate was NPN, so we grounded the negative rail. When I upgraded my car's radio to one that used Si transistors, I had to swap the earthing so that the chassis was connected to battery negative, which involved re-magnetising the dynamo's permanent magnet in the opposite direction.</w:t>
-              <w:br/>
-              <w:br/>
-              <w:br/>
-              <w:t>So, you actually have it the wrong way around. Because silicon NPN transistors were easier to fabricate (and had better characteristics), they became more freely and cheaply available and hence were used more often in circuits. The negative ground was a consequence of that.</w:t>
-              <w:br/>
-              <w:br/>
-              <w:t>And I've got some bad news for you. If you ground the positive rail, then your MCU will run from a -3.3V or -5V supply. It will provide 0V to turn off a PNP transistor or more than the -0.7V required to turn it on. You won't be able directly to turn off an NPN transistor switching from the negative rail.</w:t>
-              <w:br/>
-              <w:br/>
-              <w:t>[Source](https://www.youtube.com/watch?v=L0QraSYq8tw)</w:t>
-            </w:r>
-          </w:p>
-        </w:tc>
-        <w:tc>
-          <w:tcPr>
-            <w:tcW w:type="dxa" w:w="2880"/>
-          </w:tcPr>
-          <w:p>
-            <w:r>
-              <w:t>The comment discusses modes of operation (NPN/PNP) and their usage in digital circuits, directly referencing the topic's description.</w:t>
-            </w:r>
-          </w:p>
-        </w:tc>
-      </w:tr>
-      <w:tr>
-        <w:tc>
-          <w:tcPr>
-            <w:tcW w:type="dxa" w:w="2880"/>
-          </w:tcPr>
-          <w:p>
-            <w:r>
-              <w:t>80</w:t>
-            </w:r>
-          </w:p>
-        </w:tc>
-        <w:tc>
-          <w:tcPr>
-            <w:tcW w:type="dxa" w:w="2880"/>
-          </w:tcPr>
-          <w:p>
-            <w:r>
-              <w:t>Please explain...</w:t>
-              <w:br/>
-              <w:br/>
-              <w:t>​can you explain this???</w:t>
-              <w:br/>
-              <w:t>Why the input switch is always kept at the base side??</w:t>
-              <w:br/>
-              <w:t>Can not it be keep at the power side of the collector with base and emitter keeping constant???</w:t>
-              <w:br/>
-              <w:t>Or, can not it be kept at the emitter side with base and collector side constant???</w:t>
-              <w:br/>
-              <w:t>Please explain.</w:t>
-              <w:br/>
-              <w:br/>
-              <w:t>[Source](https://www.youtube.com/watch?v=L0QraSYq8tw)</w:t>
-            </w:r>
-          </w:p>
-        </w:tc>
-        <w:tc>
-          <w:tcPr>
-            <w:tcW w:type="dxa" w:w="2880"/>
-          </w:tcPr>
-          <w:p>
-            <w:r>
-              <w:t>The comment directly discusses the operation of a BJT transistor and its modes, specifically mentioning the base, collector, and emitter. Although it doesn't explicitly mention 'Modes of Operation', the topic description mentions digital circuits which is relevant to the discussion.</w:t>
-            </w:r>
-          </w:p>
-        </w:tc>
-      </w:tr>
-      <w:tr>
-        <w:tc>
-          <w:tcPr>
-            <w:tcW w:type="dxa" w:w="2880"/>
-          </w:tcPr>
-          <w:p>
-            <w:r>
-              <w:t>80</w:t>
-            </w:r>
-          </w:p>
-        </w:tc>
-        <w:tc>
-          <w:tcPr>
-            <w:tcW w:type="dxa" w:w="2880"/>
-          </w:tcPr>
-          <w:p>
-            <w:r>
-              <w:t>What is the meaning of the statement made at 4:32 .</w:t>
-              <w:br/>
-              <w:t>That the non transistor are used to switching ground of the load .</w:t>
-              <w:br/>
-              <w:t>It’s not cleared to me . Can you please elaborate?? That would be really helpful.</w:t>
-              <w:br/>
-              <w:br/>
-              <w:t>[Source](https://www.youtube.com/watch?v=L0QraSYq8tw)</w:t>
-            </w:r>
-          </w:p>
-        </w:tc>
-        <w:tc>
-          <w:tcPr>
-            <w:tcW w:type="dxa" w:w="2880"/>
-          </w:tcPr>
-          <w:p>
-            <w:r>
-              <w:t>The comment discusses the usage of BJTs in digital circuits, specifically mentioning 'non-transistor' which is a term related to BJT modes of operation. The topic description mentions using BJTs in digital circuits, making it strongly related.</w:t>
-            </w:r>
-          </w:p>
-        </w:tc>
-      </w:tr>
-      <w:tr>
-        <w:tc>
-          <w:tcPr>
-            <w:tcW w:type="dxa" w:w="2880"/>
-          </w:tcPr>
-          <w:p>
-            <w:r>
-              <w:t>80</w:t>
-            </w:r>
-          </w:p>
-        </w:tc>
-        <w:tc>
-          <w:tcPr>
-            <w:tcW w:type="dxa" w:w="2880"/>
-          </w:tcPr>
-          <w:p>
-            <w:r>
-              <w:t>​ @elewizard ​can you explain this???</w:t>
-              <w:br/>
-              <w:t>Why the input switch is always kept at the base side??</w:t>
-              <w:br/>
-              <w:t>Can not it be keep at the power side of the collector with base and emitter keeping constant???</w:t>
-              <w:br/>
-              <w:t>Or, can not it be kept at the emitter side with base and collector side constant???</w:t>
-              <w:br/>
-              <w:t>Please explain.</w:t>
-              <w:br/>
-              <w:br/>
-              <w:t>[Source](https://www.youtube.com/watch?v=L0QraSYq8tw)</w:t>
-            </w:r>
-          </w:p>
-        </w:tc>
-        <w:tc>
-          <w:tcPr>
-            <w:tcW w:type="dxa" w:w="2880"/>
-          </w:tcPr>
-          <w:p>
-            <w:r>
-              <w:t>The comment directly asks for clarification on the operation of BJT transistors, specifically mentioning the base, collector, and emitter sides, which are all key components described in the topic. Although it doesn't explicitly mention 'modes of operation', it shows a clear understanding gap that can be addressed by discussing the different modes.</w:t>
-            </w:r>
-          </w:p>
-        </w:tc>
-      </w:tr>
-    </w:tbl>
+    <w:p>
+      <w:r>
+        <w:rPr>
+          <w:b/>
+        </w:rPr>
+        <w:t xml:space="preserve">Score: </w:t>
+      </w:r>
+      <w:r>
+        <w:t>90</w:t>
+      </w:r>
+    </w:p>
+    <w:p>
+      <w:r>
+        <w:rPr>
+          <w:b/>
+        </w:rPr>
+        <w:t xml:space="preserve">Comment: </w:t>
+      </w:r>
+      <w:r>
+        <w:t>4:03 what is going to happen if I connect in the opposite mode? collector to power supply and emitter to load? It should work because current flows along the wires of the entire circuit anyway, right?</w:t>
+      </w:r>
+    </w:p>
+    <w:p>
+      <w:r>
+        <w:rPr>
+          <w:b/>
+        </w:rPr>
+        <w:t xml:space="preserve">Reason: </w:t>
+      </w:r>
+      <w:r>
+        <w:t>The comment directly discusses one of the modes of operation (specifically, a variation) described by the topic. It also mentions specific components like collector, emitter, and power supply, which are mentioned in the topic description.</w:t>
+      </w:r>
+    </w:p>
+    <w:p>
+      <w:r>
+        <w:rPr>
+          <w:b/>
+        </w:rPr>
+        <w:t xml:space="preserve">Source: </w:t>
+      </w:r>
+      <w:r>
+        <w:t>https://www.youtube.com/watch?v=L0QraSYq8tw</w:t>
+      </w:r>
+    </w:p>
+    <w:p/>
+    <w:p>
+      <w:r>
+        <w:rPr>
+          <w:b/>
+        </w:rPr>
+        <w:t xml:space="preserve">Score: </w:t>
+      </w:r>
+      <w:r>
+        <w:t>90</w:t>
+      </w:r>
+    </w:p>
+    <w:p>
+      <w:r>
+        <w:rPr>
+          <w:b/>
+        </w:rPr>
+        <w:t xml:space="preserve">Comment: </w:t>
+      </w:r>
+      <w:r>
+        <w:t>4:26 You state "NPN is for switching ground". That's a mistake. NPN is for switching relative to the positive rail. PNP is for switching relative to the negative rail. You've made the mistaken assumption that ground is always the negative rail, but that's merely a convention brought about because NPN transistors became more common when silicon took over from germanium. You can ground either rail and the circuit works the same.</w:t>
+        <w:br/>
+        <w:br/>
+        <w:t>I'm old enough to remember when germanium transistors like OC71 were the commonest, and they were PNP because that was the easiest type to fabricate from Ge. In those days, the positive rail was ground. My first car was positive ground (i.e. the chassis was connected to battery positive) because the radio had germanium transistors. When silicon transistors became more freely available, the easiest type to fabricate was NPN, so we grounded the negative rail. When I upgraded my car's radio to one that used Si transistors, I had to swap the earthing so that the chassis was connected to battery negative, which involved re-magnetising the dynamo's permanent magnet in the opposite direction.</w:t>
+        <w:br/>
+        <w:br/>
+        <w:br/>
+        <w:t>So, you actually have it the wrong way around. Because silicon NPN transistors were easier to fabricate (and had better characteristics), they became more freely and cheaply available and hence were used more often in circuits. The negative ground was a consequence of that.</w:t>
+        <w:br/>
+        <w:br/>
+        <w:t>And I've got some bad news for you. If you ground the positive rail, then your MCU will run from a -3.3V or -5V supply. It will provide 0V to turn off a PNP transistor or more than the -0.7V required to turn it on. You won't be able directly to turn off an NPN transistor switching from the negative rail.</w:t>
+      </w:r>
+    </w:p>
+    <w:p>
+      <w:r>
+        <w:rPr>
+          <w:b/>
+        </w:rPr>
+        <w:t xml:space="preserve">Reason: </w:t>
+      </w:r>
+      <w:r>
+        <w:t>The comment discusses modes of operation (NPN/PNP) and their usage in digital circuits, directly referencing the topic's description.</w:t>
+      </w:r>
+    </w:p>
+    <w:p>
+      <w:r>
+        <w:rPr>
+          <w:b/>
+        </w:rPr>
+        <w:t xml:space="preserve">Source: </w:t>
+      </w:r>
+      <w:r>
+        <w:t>https://www.youtube.com/watch?v=L0QraSYq8tw</w:t>
+      </w:r>
+    </w:p>
+    <w:p/>
+    <w:p>
+      <w:r>
+        <w:rPr>
+          <w:b/>
+        </w:rPr>
+        <w:t xml:space="preserve">Score: </w:t>
+      </w:r>
+      <w:r>
+        <w:t>80</w:t>
+      </w:r>
+    </w:p>
+    <w:p>
+      <w:r>
+        <w:rPr>
+          <w:b/>
+        </w:rPr>
+        <w:t xml:space="preserve">Comment: </w:t>
+      </w:r>
+      <w:r>
+        <w:t>Please explain...</w:t>
+        <w:br/>
+        <w:br/>
+        <w:t>​can you explain this???</w:t>
+        <w:br/>
+        <w:t>Why the input switch is always kept at the base side??</w:t>
+        <w:br/>
+        <w:t>Can not it be keep at the power side of the collector with base and emitter keeping constant???</w:t>
+        <w:br/>
+        <w:t>Or, can not it be kept at the emitter side with base and collector side constant???</w:t>
+        <w:br/>
+        <w:t>Please explain.</w:t>
+      </w:r>
+    </w:p>
+    <w:p>
+      <w:r>
+        <w:rPr>
+          <w:b/>
+        </w:rPr>
+        <w:t xml:space="preserve">Reason: </w:t>
+      </w:r>
+      <w:r>
+        <w:t>The comment directly discusses the operation of a BJT transistor and its modes, specifically mentioning the base, collector, and emitter. Although it doesn't explicitly mention 'Modes of Operation', the topic description mentions digital circuits which is relevant to the discussion.</w:t>
+      </w:r>
+    </w:p>
+    <w:p>
+      <w:r>
+        <w:rPr>
+          <w:b/>
+        </w:rPr>
+        <w:t xml:space="preserve">Source: </w:t>
+      </w:r>
+      <w:r>
+        <w:t>https://www.youtube.com/watch?v=L0QraSYq8tw</w:t>
+      </w:r>
+    </w:p>
+    <w:p/>
+    <w:p>
+      <w:r>
+        <w:rPr>
+          <w:b/>
+        </w:rPr>
+        <w:t xml:space="preserve">Score: </w:t>
+      </w:r>
+      <w:r>
+        <w:t>80</w:t>
+      </w:r>
+    </w:p>
+    <w:p>
+      <w:r>
+        <w:rPr>
+          <w:b/>
+        </w:rPr>
+        <w:t xml:space="preserve">Comment: </w:t>
+      </w:r>
+      <w:r>
+        <w:t>What is the meaning of the statement made at 4:32 .</w:t>
+        <w:br/>
+        <w:t>That the non transistor are used to switching ground of the load .</w:t>
+        <w:br/>
+        <w:t>It’s not cleared to me . Can you please elaborate?? That would be really helpful.</w:t>
+      </w:r>
+    </w:p>
+    <w:p>
+      <w:r>
+        <w:rPr>
+          <w:b/>
+        </w:rPr>
+        <w:t xml:space="preserve">Reason: </w:t>
+      </w:r>
+      <w:r>
+        <w:t>The comment discusses the usage of BJTs in digital circuits, specifically mentioning 'non-transistor' which is a term related to BJT modes of operation. The topic description mentions using BJTs in digital circuits, making it strongly related.</w:t>
+      </w:r>
+    </w:p>
+    <w:p>
+      <w:r>
+        <w:rPr>
+          <w:b/>
+        </w:rPr>
+        <w:t xml:space="preserve">Source: </w:t>
+      </w:r>
+      <w:r>
+        <w:t>https://www.youtube.com/watch?v=L0QraSYq8tw</w:t>
+      </w:r>
+    </w:p>
+    <w:p/>
+    <w:p>
+      <w:r>
+        <w:rPr>
+          <w:b/>
+        </w:rPr>
+        <w:t xml:space="preserve">Score: </w:t>
+      </w:r>
+      <w:r>
+        <w:t>80</w:t>
+      </w:r>
+    </w:p>
+    <w:p>
+      <w:r>
+        <w:rPr>
+          <w:b/>
+        </w:rPr>
+        <w:t xml:space="preserve">Comment: </w:t>
+      </w:r>
+      <w:r>
+        <w:t>​ @elewizard ​can you explain this???</w:t>
+        <w:br/>
+        <w:t>Why the input switch is always kept at the base side??</w:t>
+        <w:br/>
+        <w:t>Can not it be keep at the power side of the collector with base and emitter keeping constant???</w:t>
+        <w:br/>
+        <w:t>Or, can not it be kept at the emitter side with base and collector side constant???</w:t>
+        <w:br/>
+        <w:t>Please explain.</w:t>
+      </w:r>
+    </w:p>
+    <w:p>
+      <w:r>
+        <w:rPr>
+          <w:b/>
+        </w:rPr>
+        <w:t xml:space="preserve">Reason: </w:t>
+      </w:r>
+      <w:r>
+        <w:t>The comment directly asks for clarification on the operation of BJT transistors, specifically mentioning the base, collector, and emitter sides, which are all key components described in the topic. Although it doesn't explicitly mention 'modes of operation', it shows a clear understanding gap that can be addressed by discussing the different modes.</w:t>
+      </w:r>
+    </w:p>
+    <w:p>
+      <w:r>
+        <w:rPr>
+          <w:b/>
+        </w:rPr>
+        <w:t xml:space="preserve">Source: </w:t>
+      </w:r>
+      <w:r>
+        <w:t>https://www.youtube.com/watch?v=L0QraSYq8tw</w:t>
+      </w:r>
+    </w:p>
     <w:p/>
     <w:sectPr>
       <w:pgSz w:w="12240" w:h="15840"/>

--- a/TranscriptAnalysis/results_youtube/correlation_conventional/L0QraSYq8tw/L0QraSYq8tw_correlation_topics_n0_p15_m6.docx
+++ b/TranscriptAnalysis/results_youtube/correlation_conventional/L0QraSYq8tw/L0QraSYq8tw_correlation_topics_n0_p15_m6.docx
@@ -221,6 +221,15 @@
           <w:b/>
         </w:rPr>
         <w:t>Score &gt;= 60: 29 (20.1%)</w:t>
+      </w:r>
+      <w:r>
+        <w:br/>
+      </w:r>
+      <w:r>
+        <w:rPr>
+          <w:b/>
+        </w:rPr>
+        <w:t>Average Score (of valid matches): 81.03</w:t>
       </w:r>
     </w:p>
     <w:p>
@@ -639,6 +648,15 @@
           <w:b/>
         </w:rPr>
         <w:t>Score &gt;= 60: 31 (21.5%)</w:t>
+      </w:r>
+      <w:r>
+        <w:br/>
+      </w:r>
+      <w:r>
+        <w:rPr>
+          <w:b/>
+        </w:rPr>
+        <w:t>Average Score (of valid matches): 80.97</w:t>
       </w:r>
     </w:p>
     <w:p>
@@ -1068,6 +1086,15 @@
         </w:rPr>
         <w:t>Score &gt;= 60: 24 (16.7%)</w:t>
       </w:r>
+      <w:r>
+        <w:br/>
+      </w:r>
+      <w:r>
+        <w:rPr>
+          <w:b/>
+        </w:rPr>
+        <w:t>Average Score (of valid matches): 80.42</w:t>
+      </w:r>
     </w:p>
     <w:p>
       <w:pPr>
